--- a/docs/downloads/Agentic-System-Building-Guide.docx
+++ b/docs/downloads/Agentic-System-Building-Guide.docx
@@ -214,11 +214,11 @@
             <w:color w:val="214264"/>
             <w:u w:val="single"/>
           </w:rPr>
-          <w:t>7. Academic Track</w:t>
+          <w:t>7. Using Claude Cowork and other runtimes</w:t>
         </w:r>
       </w:hyperlink>
       <w:r>
-        <w:t xml:space="preserve"> .......................................................</w:t>
+        <w:t xml:space="preserve"> ...............................</w:t>
       </w:r>
       <w:r>
         <w:t xml:space="preserve"> 7</w:t>
@@ -234,51 +234,11 @@
             <w:color w:val="214264"/>
             <w:u w:val="single"/>
           </w:rPr>
-          <w:t>8. Optional Teaching Track</w:t>
+          <w:t>8. Operating and improving the system</w:t>
         </w:r>
       </w:hyperlink>
       <w:r>
-        <w:t xml:space="preserve"> ..............................................</w:t>
-      </w:r>
-      <w:r>
-        <w:t xml:space="preserve"> 8</w:t>
-      </w:r>
-    </w:p>
-    <w:p>
-      <w:pPr>
-        <w:spacing w:before="100"/>
-      </w:pPr>
-      <w:hyperlink w:anchor="section-9" w:history="1">
-        <w:r>
-          <w:rPr>
-            <w:color w:val="214264"/>
-            <w:u w:val="single"/>
-          </w:rPr>
-          <w:t>9. Using Claude Cowork and other runtimes</w:t>
-        </w:r>
-      </w:hyperlink>
-      <w:r>
-        <w:t xml:space="preserve"> ...............................</w:t>
-      </w:r>
-      <w:r>
-        <w:t xml:space="preserve"> 8</w:t>
-      </w:r>
-    </w:p>
-    <w:p>
-      <w:pPr>
-        <w:spacing w:before="100"/>
-      </w:pPr>
-      <w:hyperlink w:anchor="section-10" w:history="1">
-        <w:r>
-          <w:rPr>
-            <w:color w:val="214264"/>
-            <w:u w:val="single"/>
-          </w:rPr>
-          <w:t>10. Operating and improving the system</w:t>
-        </w:r>
-      </w:hyperlink>
-      <w:r>
-        <w:t xml:space="preserve"> ..................................</w:t>
+        <w:t xml:space="preserve"> ...................................</w:t>
       </w:r>
       <w:r>
         <w:t xml:space="preserve"> 8</w:t>
@@ -369,22 +329,6 @@
       </w:pPr>
       <w:r>
         <w:t>Skills, knowledge, and personalisation</w:t>
-      </w:r>
-    </w:p>
-    <w:p>
-      <w:pPr>
-        <w:pStyle w:val="ListNumber"/>
-      </w:pPr>
-      <w:r>
-        <w:t>Academic Track</w:t>
-      </w:r>
-    </w:p>
-    <w:p>
-      <w:pPr>
-        <w:pStyle w:val="ListNumber"/>
-      </w:pPr>
-      <w:r>
-        <w:t>Optional Teaching Track</w:t>
       </w:r>
     </w:p>
     <w:p>
@@ -1206,89 +1150,9 @@
         <w:pStyle w:val="Heading2"/>
       </w:pPr>
       <w:r>
-        <w:t>7. Academic Track</w:t>
+        <w:t>7. Using Claude Cowork and other runtimes</w:t>
       </w:r>
       <w:bookmarkEnd w:id="7"/>
-    </w:p>
-    <w:p>
-      <w:r>
-        <w:t>The Academic Track gives a concrete arrangement for literature work, research projects, academic writing, and durable scholarly knowledge. It is designed primarily for social science but can be adapted for humanities, natural sciences, professional schools, and interdisciplinary work.</w:t>
-      </w:r>
-    </w:p>
-    <w:p>
-      <w:r>
-        <w:t>It includes:</w:t>
-      </w:r>
-    </w:p>
-    <w:p>
-      <w:pPr>
-        <w:pStyle w:val="ListBullet"/>
-      </w:pPr>
-      <w:r>
-        <w:t>a research-and-writing agent template;</w:t>
-      </w:r>
-    </w:p>
-    <w:p>
-      <w:pPr>
-        <w:pStyle w:val="ListBullet"/>
-      </w:pPr>
-      <w:r>
-        <w:t>a source hierarchy and evidence boundary;</w:t>
-      </w:r>
-    </w:p>
-    <w:p>
-      <w:pPr>
-        <w:pStyle w:val="ListBullet"/>
-      </w:pPr>
-      <w:r>
-        <w:t>a personal writing-reference workflow;</w:t>
-      </w:r>
-    </w:p>
-    <w:p>
-      <w:pPr>
-        <w:pStyle w:val="ListBullet"/>
-      </w:pPr>
-      <w:r>
-        <w:t>an intake sequence that prevents premature overbuilding;</w:t>
-      </w:r>
-    </w:p>
-    <w:p>
-      <w:pPr>
-        <w:pStyle w:val="ListBullet"/>
-      </w:pPr>
-      <w:r>
-        <w:t>instructions for using the system in Claude Cowork.</w:t>
-      </w:r>
-    </w:p>
-    <w:p>
-      <w:bookmarkStart w:id="8" w:name="section-8"/>
-      <w:pPr>
-        <w:pStyle w:val="Heading2"/>
-      </w:pPr>
-      <w:r>
-        <w:t>8. Optional Teaching Track</w:t>
-      </w:r>
-      <w:bookmarkEnd w:id="8"/>
-    </w:p>
-    <w:p>
-      <w:r>
-        <w:t>The Teaching / Lecturer Track shows how to create a course agent with separated weekly materials, staff notes, assessments, rubrics, benchmark samples, and private submissions. It treats grading as a protected, one-submission-at-a-time assisted workflow with human accountability.</w:t>
-      </w:r>
-    </w:p>
-    <w:p>
-      <w:r>
-        <w:t>Use this only when it fits your institution's policies, student-data rules, and assessment standards.</w:t>
-      </w:r>
-    </w:p>
-    <w:p>
-      <w:bookmarkStart w:id="9" w:name="section-9"/>
-      <w:pPr>
-        <w:pStyle w:val="Heading2"/>
-      </w:pPr>
-      <w:r>
-        <w:t>9. Using Claude Cowork and other runtimes</w:t>
-      </w:r>
-      <w:bookmarkEnd w:id="9"/>
     </w:p>
     <w:p>
       <w:r>
@@ -1301,14 +1165,14 @@
       </w:r>
     </w:p>
     <w:p>
-      <w:bookmarkStart w:id="10" w:name="section-10"/>
+      <w:bookmarkStart w:id="8" w:name="section-8"/>
       <w:pPr>
         <w:pStyle w:val="Heading2"/>
       </w:pPr>
       <w:r>
-        <w:t>10. Operating and improving the system</w:t>
+        <w:t>8. Operating and improving the system</w:t>
       </w:r>
-      <w:bookmarkEnd w:id="10"/>
+      <w:bookmarkEnd w:id="8"/>
     </w:p>
     <w:p>
       <w:pPr>
